--- a/specifications/TMFC041-AnomalyManagement/Diagrams/TMFC041_Anomaly_Management.docx
+++ b/specifications/TMFC041-AnomalyManagement/Diagrams/TMFC041_Anomaly_Management.docx
@@ -208,6 +208,22 @@
       </w:pPr>
       <w:r>
         <w:t>eTOM Processes, SID Data Entities and Functional Framework Functions</w:t>
+      </w:r>
+    </w:p>
+    <w:p>
+      <w:pPr>
+        <w:pStyle w:val="Heading2"/>
+      </w:pPr>
+      <w:r>
+        <w:t>eTOM L2 - SID ABEs links</w:t>
+      </w:r>
+    </w:p>
+    <w:p>
+      <w:r>
+        <w:rPr>
+          <w:i/>
+        </w:rPr>
+        <w:t>no eTOM business activities are listed for this component in the YAML — see 2.2</w:t>
       </w:r>
     </w:p>
     <w:p>
@@ -271,7 +287,7 @@
         </w:trPr>
         <w:tc>
           <w:tcPr>
-            <w:tcW w:type="dxa" w:w="1498"/>
+            <w:tcW w:type="dxa" w:w="1310"/>
           </w:tcPr>
           <w:p>
             <w:r/>
@@ -279,27 +295,13 @@
               <w:rPr>
                 <w:b/>
               </w:rPr>
-              <w:t>SID ABE Level 1</w:t>
-            </w:r>
-          </w:p>
-        </w:tc>
-        <w:tc>
-          <w:tcPr>
-            <w:tcW w:type="dxa" w:w="2340"/>
-          </w:tcPr>
-          <w:p>
-            <w:r/>
-            <w:r>
-              <w:rPr>
-                <w:b/>
-              </w:rPr>
-              <w:t>SID ABE Level 2 (or set of BEs)</w:t>
-            </w:r>
-          </w:p>
-        </w:tc>
-        <w:tc>
-          <w:tcPr>
-            <w:tcW w:type="dxa" w:w="2808"/>
+              <w:t>SID ABE L1</w:t>
+            </w:r>
+          </w:p>
+        </w:tc>
+        <w:tc>
+          <w:tcPr>
+            <w:tcW w:type="dxa" w:w="2902"/>
           </w:tcPr>
           <w:p>
             <w:r/>
@@ -313,7 +315,21 @@
         </w:tc>
         <w:tc>
           <w:tcPr>
-            <w:tcW w:type="dxa" w:w="2714"/>
+            <w:tcW w:type="dxa" w:w="2153"/>
+          </w:tcPr>
+          <w:p>
+            <w:r/>
+            <w:r>
+              <w:rPr>
+                <w:b/>
+              </w:rPr>
+              <w:t>SID ABE L2 (or set of BEs)</w:t>
+            </w:r>
+          </w:p>
+        </w:tc>
+        <w:tc>
+          <w:tcPr>
+            <w:tcW w:type="dxa" w:w="2995"/>
           </w:tcPr>
           <w:p>
             <w:r/>
@@ -329,7 +345,7 @@
       <w:tr>
         <w:tc>
           <w:tcPr>
-            <w:tcW w:type="dxa" w:w="1498"/>
+            <w:tcW w:type="dxa" w:w="1310"/>
           </w:tcPr>
           <w:p>
             <w:r/>
@@ -340,7 +356,18 @@
         </w:tc>
         <w:tc>
           <w:tcPr>
-            <w:tcW w:type="dxa" w:w="2340"/>
+            <w:tcW w:type="dxa" w:w="2902"/>
+          </w:tcPr>
+          <w:p>
+            <w:r/>
+            <w:r>
+              <w:t>Anomaly ABE represents any unusual or unexpected event, observation, pattern, or item that is significantly different from the norm that an enterprise wishes to detect, analyze, assess and mitigate within an autonomous environment. In order for the autonomous operations environment to behave within the calibrated operational level, anomalies may require administrative and operational guidance. Anomaly ABE entities provide a means of defining boundary conditions and lifecycle behavior for Anomalies, as well as providing control over the end-to-end management process for Anomalies.</w:t>
+            </w:r>
+          </w:p>
+        </w:tc>
+        <w:tc>
+          <w:tcPr>
+            <w:tcW w:type="dxa" w:w="2153"/>
           </w:tcPr>
           <w:p>
             <w:r/>
@@ -351,18 +378,7 @@
         </w:tc>
         <w:tc>
           <w:tcPr>
-            <w:tcW w:type="dxa" w:w="2808"/>
-          </w:tcPr>
-          <w:p>
-            <w:r/>
-            <w:r>
-              <w:t>Anomaly ABE represents any unusual or unexpected event, observation, pattern, or item that is significantly different from the norm that an enterprise wishes to detect, analyze, assess and mitigate within an autonomous environment. In order for the autonomous operations environment to behave within the calibrated operational level, anomalies may require administrative and operational guidance. Anomaly ABE entities provide a means of defining boundary conditions and lifecycle behavior for Anomalies, as well as providing control over the end-to-end management process for Anomalies.</w:t>
-            </w:r>
-          </w:p>
-        </w:tc>
-        <w:tc>
-          <w:tcPr>
-            <w:tcW w:type="dxa" w:w="2714"/>
+            <w:tcW w:type="dxa" w:w="2995"/>
           </w:tcPr>
           <w:p>
             <w:r/>
@@ -375,7 +391,7 @@
       <w:tr>
         <w:tc>
           <w:tcPr>
-            <w:tcW w:type="dxa" w:w="1498"/>
+            <w:tcW w:type="dxa" w:w="1310"/>
           </w:tcPr>
           <w:p>
             <w:r/>
@@ -386,7 +402,18 @@
         </w:tc>
         <w:tc>
           <w:tcPr>
-            <w:tcW w:type="dxa" w:w="2340"/>
+            <w:tcW w:type="dxa" w:w="2902"/>
+          </w:tcPr>
+          <w:p>
+            <w:r/>
+            <w:r>
+              <w:t>Anomaly ABE represents any unusual or unexpected event, observation, pattern, or item that is significantly different from the norm that an enterprise wishes to detect, analyze, assess and mitigate within an autonomous environment. In order for the autonomous operations environment to behave within the calibrated operational level, anomalies may require administrative and operational guidance. Anomaly ABE entities provide a means of defining boundary conditions and lifecycle behavior for Anomalies, as well as providing control over the end-to-end management process for Anomalies.</w:t>
+            </w:r>
+          </w:p>
+        </w:tc>
+        <w:tc>
+          <w:tcPr>
+            <w:tcW w:type="dxa" w:w="2153"/>
           </w:tcPr>
           <w:p>
             <w:r/>
@@ -397,18 +424,7 @@
         </w:tc>
         <w:tc>
           <w:tcPr>
-            <w:tcW w:type="dxa" w:w="2808"/>
-          </w:tcPr>
-          <w:p>
-            <w:r/>
-            <w:r>
-              <w:t>Anomaly ABE represents any unusual or unexpected event, observation, pattern, or item that is significantly different from the norm that an enterprise wishes to detect, analyze, assess and mitigate within an autonomous environment. In order for the autonomous operations environment to behave within the calibrated operational level, anomalies may require administrative and operational guidance. Anomaly ABE entities provide a means of defining boundary conditions and lifecycle behavior for Anomalies, as well as providing control over the end-to-end management process for Anomalies.</w:t>
-            </w:r>
-          </w:p>
-        </w:tc>
-        <w:tc>
-          <w:tcPr>
-            <w:tcW w:type="dxa" w:w="2714"/>
+            <w:tcW w:type="dxa" w:w="2995"/>
           </w:tcPr>
           <w:p>
             <w:r/>
@@ -421,7 +437,7 @@
       <w:tr>
         <w:tc>
           <w:tcPr>
-            <w:tcW w:type="dxa" w:w="1498"/>
+            <w:tcW w:type="dxa" w:w="1310"/>
           </w:tcPr>
           <w:p>
             <w:r/>
@@ -432,7 +448,18 @@
         </w:tc>
         <w:tc>
           <w:tcPr>
-            <w:tcW w:type="dxa" w:w="2340"/>
+            <w:tcW w:type="dxa" w:w="2902"/>
+          </w:tcPr>
+          <w:p>
+            <w:r/>
+            <w:r>
+              <w:t>Anomaly ABE represents any unusual or unexpected event, observation, pattern, or item that is significantly different from the norm that an enterprise wishes to detect, analyze, assess and mitigate within an autonomous environment. In order for the autonomous operations environment to behave within the calibrated operational level, anomalies may require administrative and operational guidance. Anomaly ABE entities provide a means of defining boundary conditions and lifecycle behavior for Anomalies, as well as providing control over the end-to-end management process for Anomalies.</w:t>
+            </w:r>
+          </w:p>
+        </w:tc>
+        <w:tc>
+          <w:tcPr>
+            <w:tcW w:type="dxa" w:w="2153"/>
           </w:tcPr>
           <w:p>
             <w:r/>
@@ -443,18 +470,7 @@
         </w:tc>
         <w:tc>
           <w:tcPr>
-            <w:tcW w:type="dxa" w:w="2808"/>
-          </w:tcPr>
-          <w:p>
-            <w:r/>
-            <w:r>
-              <w:t>Anomaly ABE represents any unusual or unexpected event, observation, pattern, or item that is significantly different from the norm that an enterprise wishes to detect, analyze, assess and mitigate within an autonomous environment. In order for the autonomous operations environment to behave within the calibrated operational level, anomalies may require administrative and operational guidance. Anomaly ABE entities provide a means of defining boundary conditions and lifecycle behavior for Anomalies, as well as providing control over the end-to-end management process for Anomalies.</w:t>
-            </w:r>
-          </w:p>
-        </w:tc>
-        <w:tc>
-          <w:tcPr>
-            <w:tcW w:type="dxa" w:w="2714"/>
+            <w:tcW w:type="dxa" w:w="2995"/>
           </w:tcPr>
           <w:p>
             <w:r/>
@@ -466,22 +482,6 @@
       </w:tr>
     </w:tbl>
     <w:p/>
-    <w:p>
-      <w:pPr>
-        <w:pStyle w:val="Heading2"/>
-      </w:pPr>
-      <w:r>
-        <w:t>eTOM L2 - SID ABEs links</w:t>
-      </w:r>
-    </w:p>
-    <w:p>
-      <w:r>
-        <w:rPr>
-          <w:i/>
-        </w:rPr>
-        <w:t>no eTOM business activities are listed for this component in the YAML — see 2.1</w:t>
-      </w:r>
-    </w:p>
     <w:p>
       <w:pPr>
         <w:pStyle w:val="Heading2"/>
@@ -546,6 +546,34 @@
         </w:tc>
         <w:tc>
           <w:tcPr>
+            <w:tcW w:type="dxa" w:w="1778"/>
+          </w:tcPr>
+          <w:p>
+            <w:r/>
+            <w:r>
+              <w:rPr>
+                <w:b/>
+              </w:rPr>
+              <w:t>Aggregate Function Level 1</w:t>
+            </w:r>
+          </w:p>
+        </w:tc>
+        <w:tc>
+          <w:tcPr>
+            <w:tcW w:type="dxa" w:w="1778"/>
+          </w:tcPr>
+          <w:p>
+            <w:r/>
+            <w:r>
+              <w:rPr>
+                <w:b/>
+              </w:rPr>
+              <w:t>Aggregate Function Level 2</w:t>
+            </w:r>
+          </w:p>
+        </w:tc>
+        <w:tc>
+          <w:tcPr>
             <w:tcW w:type="dxa" w:w="2434"/>
           </w:tcPr>
           <w:p>
@@ -558,34 +586,6 @@
             </w:r>
           </w:p>
         </w:tc>
-        <w:tc>
-          <w:tcPr>
-            <w:tcW w:type="dxa" w:w="1778"/>
-          </w:tcPr>
-          <w:p>
-            <w:r/>
-            <w:r>
-              <w:rPr>
-                <w:b/>
-              </w:rPr>
-              <w:t>Aggregate Function Level 1</w:t>
-            </w:r>
-          </w:p>
-        </w:tc>
-        <w:tc>
-          <w:tcPr>
-            <w:tcW w:type="dxa" w:w="1778"/>
-          </w:tcPr>
-          <w:p>
-            <w:r/>
-            <w:r>
-              <w:rPr>
-                <w:b/>
-              </w:rPr>
-              <w:t>Aggregate Function Level 2</w:t>
-            </w:r>
-          </w:p>
-        </w:tc>
       </w:tr>
       <w:tr>
         <w:tc>
@@ -612,34 +612,34 @@
         </w:tc>
         <w:tc>
           <w:tcPr>
+            <w:tcW w:type="dxa" w:w="1778"/>
+          </w:tcPr>
+          <w:p>
+            <w:r/>
+            <w:r>
+              <w:t>Anomaly Management</w:t>
+            </w:r>
+          </w:p>
+        </w:tc>
+        <w:tc>
+          <w:tcPr>
+            <w:tcW w:type="dxa" w:w="1778"/>
+          </w:tcPr>
+          <w:p>
+            <w:r/>
+            <w:r>
+              <w:t>Anomaly Detection</w:t>
+            </w:r>
+          </w:p>
+        </w:tc>
+        <w:tc>
+          <w:tcPr>
             <w:tcW w:type="dxa" w:w="2434"/>
           </w:tcPr>
           <w:p>
             <w:r/>
             <w:r>
               <w:t>This function collects and stores "patterns" from various sources for use in anomaly detection. It takes input from a pattern discovery or pattern management source to be used internally for anomaly pattern processing</w:t>
-            </w:r>
-          </w:p>
-        </w:tc>
-        <w:tc>
-          <w:tcPr>
-            <w:tcW w:type="dxa" w:w="1778"/>
-          </w:tcPr>
-          <w:p>
-            <w:r/>
-            <w:r>
-              <w:t>Anomaly Management</w:t>
-            </w:r>
-          </w:p>
-        </w:tc>
-        <w:tc>
-          <w:tcPr>
-            <w:tcW w:type="dxa" w:w="1778"/>
-          </w:tcPr>
-          <w:p>
-            <w:r/>
-            <w:r>
-              <w:t>Anomaly Detection</w:t>
             </w:r>
           </w:p>
         </w:tc>
@@ -669,34 +669,34 @@
         </w:tc>
         <w:tc>
           <w:tcPr>
+            <w:tcW w:type="dxa" w:w="1778"/>
+          </w:tcPr>
+          <w:p>
+            <w:r/>
+            <w:r>
+              <w:t>Anomaly Management</w:t>
+            </w:r>
+          </w:p>
+        </w:tc>
+        <w:tc>
+          <w:tcPr>
+            <w:tcW w:type="dxa" w:w="1778"/>
+          </w:tcPr>
+          <w:p>
+            <w:r/>
+            <w:r>
+              <w:t>Anomaly Detection</w:t>
+            </w:r>
+          </w:p>
+        </w:tc>
+        <w:tc>
+          <w:tcPr>
             <w:tcW w:type="dxa" w:w="2434"/>
           </w:tcPr>
           <w:p>
             <w:r/>
             <w:r>
               <w:t>Anomaly Normal-Day Description Capture function is used to capture reference points to be used in the anomaly pattern processing. It takes as inputs of "normal-day" behavior, trend or pattern etc. and outputs a categorization of patterns</w:t>
-            </w:r>
-          </w:p>
-        </w:tc>
-        <w:tc>
-          <w:tcPr>
-            <w:tcW w:type="dxa" w:w="1778"/>
-          </w:tcPr>
-          <w:p>
-            <w:r/>
-            <w:r>
-              <w:t>Anomaly Management</w:t>
-            </w:r>
-          </w:p>
-        </w:tc>
-        <w:tc>
-          <w:tcPr>
-            <w:tcW w:type="dxa" w:w="1778"/>
-          </w:tcPr>
-          <w:p>
-            <w:r/>
-            <w:r>
-              <w:t>Anomaly Detection</w:t>
             </w:r>
           </w:p>
         </w:tc>
@@ -726,34 +726,34 @@
         </w:tc>
         <w:tc>
           <w:tcPr>
+            <w:tcW w:type="dxa" w:w="1778"/>
+          </w:tcPr>
+          <w:p>
+            <w:r/>
+            <w:r>
+              <w:t>Anomaly Management</w:t>
+            </w:r>
+          </w:p>
+        </w:tc>
+        <w:tc>
+          <w:tcPr>
+            <w:tcW w:type="dxa" w:w="1778"/>
+          </w:tcPr>
+          <w:p>
+            <w:r/>
+            <w:r>
+              <w:t>Anomaly Detection</w:t>
+            </w:r>
+          </w:p>
+        </w:tc>
+        <w:tc>
+          <w:tcPr>
             <w:tcW w:type="dxa" w:w="2434"/>
           </w:tcPr>
           <w:p>
             <w:r/>
             <w:r>
               <w:t>This function exposes analysis of the correlation between different anomaly patterns and their possible causes and impacts. It takes as input a pattern dataset and outputs the correlations between different anomaly patterns</w:t>
-            </w:r>
-          </w:p>
-        </w:tc>
-        <w:tc>
-          <w:tcPr>
-            <w:tcW w:type="dxa" w:w="1778"/>
-          </w:tcPr>
-          <w:p>
-            <w:r/>
-            <w:r>
-              <w:t>Anomaly Management</w:t>
-            </w:r>
-          </w:p>
-        </w:tc>
-        <w:tc>
-          <w:tcPr>
-            <w:tcW w:type="dxa" w:w="1778"/>
-          </w:tcPr>
-          <w:p>
-            <w:r/>
-            <w:r>
-              <w:t>Anomaly Detection</w:t>
             </w:r>
           </w:p>
         </w:tc>
@@ -783,34 +783,34 @@
         </w:tc>
         <w:tc>
           <w:tcPr>
+            <w:tcW w:type="dxa" w:w="1778"/>
+          </w:tcPr>
+          <w:p>
+            <w:r/>
+            <w:r>
+              <w:t>Anomaly Management</w:t>
+            </w:r>
+          </w:p>
+        </w:tc>
+        <w:tc>
+          <w:tcPr>
+            <w:tcW w:type="dxa" w:w="1778"/>
+          </w:tcPr>
+          <w:p>
+            <w:r/>
+            <w:r>
+              <w:t>Anomaly Detection</w:t>
+            </w:r>
+          </w:p>
+        </w:tc>
+        <w:tc>
+          <w:tcPr>
             <w:tcW w:type="dxa" w:w="2434"/>
           </w:tcPr>
           <w:p>
             <w:r/>
             <w:r>
               <w:t>This function uses training methods to train and update the anomaly detection models based on data patterns and feedback (man/machine). It takes as input a dataset and outputs a model that can identify anomalies</w:t>
-            </w:r>
-          </w:p>
-        </w:tc>
-        <w:tc>
-          <w:tcPr>
-            <w:tcW w:type="dxa" w:w="1778"/>
-          </w:tcPr>
-          <w:p>
-            <w:r/>
-            <w:r>
-              <w:t>Anomaly Management</w:t>
-            </w:r>
-          </w:p>
-        </w:tc>
-        <w:tc>
-          <w:tcPr>
-            <w:tcW w:type="dxa" w:w="1778"/>
-          </w:tcPr>
-          <w:p>
-            <w:r/>
-            <w:r>
-              <w:t>Anomaly Detection</w:t>
             </w:r>
           </w:p>
         </w:tc>
@@ -840,34 +840,34 @@
         </w:tc>
         <w:tc>
           <w:tcPr>
+            <w:tcW w:type="dxa" w:w="1778"/>
+          </w:tcPr>
+          <w:p>
+            <w:r/>
+            <w:r>
+              <w:t>Anomaly Management</w:t>
+            </w:r>
+          </w:p>
+        </w:tc>
+        <w:tc>
+          <w:tcPr>
+            <w:tcW w:type="dxa" w:w="1778"/>
+          </w:tcPr>
+          <w:p>
+            <w:r/>
+            <w:r>
+              <w:t>Anomaly Detection</w:t>
+            </w:r>
+          </w:p>
+        </w:tc>
+        <w:tc>
+          <w:tcPr>
             <w:tcW w:type="dxa" w:w="2434"/>
           </w:tcPr>
           <w:p>
             <w:r/>
             <w:r>
               <w:t>This function sends alerts out (to users or other components) when an anomaly is detected. It takes as input the data and the model from the Anomaly Learning function, and outputs a signal to alert when the model identifies anomalies</w:t>
-            </w:r>
-          </w:p>
-        </w:tc>
-        <w:tc>
-          <w:tcPr>
-            <w:tcW w:type="dxa" w:w="1778"/>
-          </w:tcPr>
-          <w:p>
-            <w:r/>
-            <w:r>
-              <w:t>Anomaly Management</w:t>
-            </w:r>
-          </w:p>
-        </w:tc>
-        <w:tc>
-          <w:tcPr>
-            <w:tcW w:type="dxa" w:w="1778"/>
-          </w:tcPr>
-          <w:p>
-            <w:r/>
-            <w:r>
-              <w:t>Anomaly Detection</w:t>
             </w:r>
           </w:p>
         </w:tc>
@@ -897,34 +897,34 @@
         </w:tc>
         <w:tc>
           <w:tcPr>
+            <w:tcW w:type="dxa" w:w="1778"/>
+          </w:tcPr>
+          <w:p>
+            <w:r/>
+            <w:r>
+              <w:t>Anomaly Management</w:t>
+            </w:r>
+          </w:p>
+        </w:tc>
+        <w:tc>
+          <w:tcPr>
+            <w:tcW w:type="dxa" w:w="1778"/>
+          </w:tcPr>
+          <w:p>
+            <w:r/>
+            <w:r>
+              <w:t>Anomaly Detection</w:t>
+            </w:r>
+          </w:p>
+        </w:tc>
+        <w:tc>
+          <w:tcPr>
             <w:tcW w:type="dxa" w:w="2434"/>
           </w:tcPr>
           <w:p>
             <w:r/>
             <w:r>
               <w:t>This function generates and renders reports on the detected anomalies and their details. It takes as input the data and the anomalies identified, and outputs a report detailing these anomalies</w:t>
-            </w:r>
-          </w:p>
-        </w:tc>
-        <w:tc>
-          <w:tcPr>
-            <w:tcW w:type="dxa" w:w="1778"/>
-          </w:tcPr>
-          <w:p>
-            <w:r/>
-            <w:r>
-              <w:t>Anomaly Management</w:t>
-            </w:r>
-          </w:p>
-        </w:tc>
-        <w:tc>
-          <w:tcPr>
-            <w:tcW w:type="dxa" w:w="1778"/>
-          </w:tcPr>
-          <w:p>
-            <w:r/>
-            <w:r>
-              <w:t>Anomaly Detection</w:t>
             </w:r>
           </w:p>
         </w:tc>
@@ -954,34 +954,34 @@
         </w:tc>
         <w:tc>
           <w:tcPr>
+            <w:tcW w:type="dxa" w:w="1778"/>
+          </w:tcPr>
+          <w:p>
+            <w:r/>
+            <w:r>
+              <w:t>Anomaly Management</w:t>
+            </w:r>
+          </w:p>
+        </w:tc>
+        <w:tc>
+          <w:tcPr>
+            <w:tcW w:type="dxa" w:w="1778"/>
+          </w:tcPr>
+          <w:p>
+            <w:r/>
+            <w:r>
+              <w:t>Anomaly Detection</w:t>
+            </w:r>
+          </w:p>
+        </w:tc>
+        <w:tc>
+          <w:tcPr>
             <w:tcW w:type="dxa" w:w="2434"/>
           </w:tcPr>
           <w:p>
             <w:r/>
             <w:r>
               <w:t>This function performs statistical and graphical analysis on patterns received and inferred to identify trends and outliers. It takes as input patterns and outputs an analysis of the patterns found to be outliers</w:t>
-            </w:r>
-          </w:p>
-        </w:tc>
-        <w:tc>
-          <w:tcPr>
-            <w:tcW w:type="dxa" w:w="1778"/>
-          </w:tcPr>
-          <w:p>
-            <w:r/>
-            <w:r>
-              <w:t>Anomaly Management</w:t>
-            </w:r>
-          </w:p>
-        </w:tc>
-        <w:tc>
-          <w:tcPr>
-            <w:tcW w:type="dxa" w:w="1778"/>
-          </w:tcPr>
-          <w:p>
-            <w:r/>
-            <w:r>
-              <w:t>Anomaly Detection</w:t>
             </w:r>
           </w:p>
         </w:tc>
@@ -1011,34 +1011,34 @@
         </w:tc>
         <w:tc>
           <w:tcPr>
+            <w:tcW w:type="dxa" w:w="1778"/>
+          </w:tcPr>
+          <w:p>
+            <w:r/>
+            <w:r>
+              <w:t>Anomaly Management</w:t>
+            </w:r>
+          </w:p>
+        </w:tc>
+        <w:tc>
+          <w:tcPr>
+            <w:tcW w:type="dxa" w:w="1778"/>
+          </w:tcPr>
+          <w:p>
+            <w:r/>
+            <w:r>
+              <w:t>Anomaly Detection</w:t>
+            </w:r>
+          </w:p>
+        </w:tc>
+        <w:tc>
+          <w:tcPr>
             <w:tcW w:type="dxa" w:w="2434"/>
           </w:tcPr>
           <w:p>
             <w:r/>
             <w:r>
               <w:t>Detects anomalies in one variable, like revenue, cost, etc. The model is selected automatically based on pattern. It takes as input a univariate dataset and outputs the identified anomalies</w:t>
-            </w:r>
-          </w:p>
-        </w:tc>
-        <w:tc>
-          <w:tcPr>
-            <w:tcW w:type="dxa" w:w="1778"/>
-          </w:tcPr>
-          <w:p>
-            <w:r/>
-            <w:r>
-              <w:t>Anomaly Management</w:t>
-            </w:r>
-          </w:p>
-        </w:tc>
-        <w:tc>
-          <w:tcPr>
-            <w:tcW w:type="dxa" w:w="1778"/>
-          </w:tcPr>
-          <w:p>
-            <w:r/>
-            <w:r>
-              <w:t>Anomaly Detection</w:t>
             </w:r>
           </w:p>
         </w:tc>
@@ -1068,34 +1068,34 @@
         </w:tc>
         <w:tc>
           <w:tcPr>
+            <w:tcW w:type="dxa" w:w="1778"/>
+          </w:tcPr>
+          <w:p>
+            <w:r/>
+            <w:r>
+              <w:t>Anomaly Management</w:t>
+            </w:r>
+          </w:p>
+        </w:tc>
+        <w:tc>
+          <w:tcPr>
+            <w:tcW w:type="dxa" w:w="1778"/>
+          </w:tcPr>
+          <w:p>
+            <w:r/>
+            <w:r>
+              <w:t>Anomaly Detection</w:t>
+            </w:r>
+          </w:p>
+        </w:tc>
+        <w:tc>
+          <w:tcPr>
             <w:tcW w:type="dxa" w:w="2434"/>
           </w:tcPr>
           <w:p>
             <w:r/>
             <w:r>
               <w:t>Detects anomalies in multiple variables with correlations, which are usually gathered from products, services or resources (including devices, IoT and equipment etc.) or other complex systems. It takes as input a multivariate dataset and outputs the identified anomalies</w:t>
-            </w:r>
-          </w:p>
-        </w:tc>
-        <w:tc>
-          <w:tcPr>
-            <w:tcW w:type="dxa" w:w="1778"/>
-          </w:tcPr>
-          <w:p>
-            <w:r/>
-            <w:r>
-              <w:t>Anomaly Management</w:t>
-            </w:r>
-          </w:p>
-        </w:tc>
-        <w:tc>
-          <w:tcPr>
-            <w:tcW w:type="dxa" w:w="1778"/>
-          </w:tcPr>
-          <w:p>
-            <w:r/>
-            <w:r>
-              <w:t>Anomaly Detection</w:t>
             </w:r>
           </w:p>
         </w:tc>
@@ -1125,34 +1125,34 @@
         </w:tc>
         <w:tc>
           <w:tcPr>
+            <w:tcW w:type="dxa" w:w="1778"/>
+          </w:tcPr>
+          <w:p>
+            <w:r/>
+            <w:r>
+              <w:t>Anomaly Management</w:t>
+            </w:r>
+          </w:p>
+        </w:tc>
+        <w:tc>
+          <w:tcPr>
+            <w:tcW w:type="dxa" w:w="1778"/>
+          </w:tcPr>
+          <w:p>
+            <w:r/>
+            <w:r>
+              <w:t>Anomaly Detection</w:t>
+            </w:r>
+          </w:p>
+        </w:tc>
+        <w:tc>
+          <w:tcPr>
             <w:tcW w:type="dxa" w:w="2434"/>
           </w:tcPr>
           <w:p>
             <w:r/>
             <w:r>
               <w:t>This function selects the best-fitting anomaly detection model from own or an external model repository for a given data set or scenario. It takes as input a dataset and potential models, and outputs the best model for a given anomaly detection requirement</w:t>
-            </w:r>
-          </w:p>
-        </w:tc>
-        <w:tc>
-          <w:tcPr>
-            <w:tcW w:type="dxa" w:w="1778"/>
-          </w:tcPr>
-          <w:p>
-            <w:r/>
-            <w:r>
-              <w:t>Anomaly Management</w:t>
-            </w:r>
-          </w:p>
-        </w:tc>
-        <w:tc>
-          <w:tcPr>
-            <w:tcW w:type="dxa" w:w="1778"/>
-          </w:tcPr>
-          <w:p>
-            <w:r/>
-            <w:r>
-              <w:t>Anomaly Detection</w:t>
             </w:r>
           </w:p>
         </w:tc>
@@ -1182,34 +1182,34 @@
         </w:tc>
         <w:tc>
           <w:tcPr>
+            <w:tcW w:type="dxa" w:w="1778"/>
+          </w:tcPr>
+          <w:p>
+            <w:r/>
+            <w:r>
+              <w:t>Anomaly Management</w:t>
+            </w:r>
+          </w:p>
+        </w:tc>
+        <w:tc>
+          <w:tcPr>
+            <w:tcW w:type="dxa" w:w="1778"/>
+          </w:tcPr>
+          <w:p>
+            <w:r/>
+            <w:r>
+              <w:t>Anomaly Detection</w:t>
+            </w:r>
+          </w:p>
+        </w:tc>
+        <w:tc>
+          <w:tcPr>
             <w:tcW w:type="dxa" w:w="2434"/>
           </w:tcPr>
           <w:p>
             <w:r/>
             <w:r>
               <w:t>This function (a.k.a Streaming Detection) performs anomaly detection on real-time data streams using a given or selected model. It takes as input new data and the selected model, and outputs identified anomalies in real-time</w:t>
-            </w:r>
-          </w:p>
-        </w:tc>
-        <w:tc>
-          <w:tcPr>
-            <w:tcW w:type="dxa" w:w="1778"/>
-          </w:tcPr>
-          <w:p>
-            <w:r/>
-            <w:r>
-              <w:t>Anomaly Management</w:t>
-            </w:r>
-          </w:p>
-        </w:tc>
-        <w:tc>
-          <w:tcPr>
-            <w:tcW w:type="dxa" w:w="1778"/>
-          </w:tcPr>
-          <w:p>
-            <w:r/>
-            <w:r>
-              <w:t>Anomaly Detection</w:t>
             </w:r>
           </w:p>
         </w:tc>
@@ -1239,34 +1239,34 @@
         </w:tc>
         <w:tc>
           <w:tcPr>
+            <w:tcW w:type="dxa" w:w="1778"/>
+          </w:tcPr>
+          <w:p>
+            <w:r/>
+            <w:r>
+              <w:t>Anomaly Management</w:t>
+            </w:r>
+          </w:p>
+        </w:tc>
+        <w:tc>
+          <w:tcPr>
+            <w:tcW w:type="dxa" w:w="1778"/>
+          </w:tcPr>
+          <w:p>
+            <w:r/>
+            <w:r>
+              <w:t>Anomaly Detection</w:t>
+            </w:r>
+          </w:p>
+        </w:tc>
+        <w:tc>
+          <w:tcPr>
             <w:tcW w:type="dxa" w:w="2434"/>
           </w:tcPr>
           <w:p>
             <w:r/>
             <w:r>
               <w:t>This function performs anomaly detection on batch data sets using given or selected model. It takes as input a batch of new data and the selected model, and outputs identified anomalies</w:t>
-            </w:r>
-          </w:p>
-        </w:tc>
-        <w:tc>
-          <w:tcPr>
-            <w:tcW w:type="dxa" w:w="1778"/>
-          </w:tcPr>
-          <w:p>
-            <w:r/>
-            <w:r>
-              <w:t>Anomaly Management</w:t>
-            </w:r>
-          </w:p>
-        </w:tc>
-        <w:tc>
-          <w:tcPr>
-            <w:tcW w:type="dxa" w:w="1778"/>
-          </w:tcPr>
-          <w:p>
-            <w:r/>
-            <w:r>
-              <w:t>Anomaly Detection</w:t>
             </w:r>
           </w:p>
         </w:tc>
@@ -1296,34 +1296,34 @@
         </w:tc>
         <w:tc>
           <w:tcPr>
+            <w:tcW w:type="dxa" w:w="1778"/>
+          </w:tcPr>
+          <w:p>
+            <w:r/>
+            <w:r>
+              <w:t>Anomaly Management</w:t>
+            </w:r>
+          </w:p>
+        </w:tc>
+        <w:tc>
+          <w:tcPr>
+            <w:tcW w:type="dxa" w:w="1778"/>
+          </w:tcPr>
+          <w:p>
+            <w:r/>
+            <w:r>
+              <w:t>Anomaly Detection</w:t>
+            </w:r>
+          </w:p>
+        </w:tc>
+        <w:tc>
+          <w:tcPr>
             <w:tcW w:type="dxa" w:w="2434"/>
           </w:tcPr>
           <w:p>
             <w:r/>
             <w:r>
               <w:t>This function compares the detected anomalies with known anomaly patterns to find similarities and differences. It will compare observed patterns to known patterns (either anomalous or non-anomalous) to identify matches. It takes input from a dataset and a set of known patterns, and output matches between the observed and known patterns</w:t>
-            </w:r>
-          </w:p>
-        </w:tc>
-        <w:tc>
-          <w:tcPr>
-            <w:tcW w:type="dxa" w:w="1778"/>
-          </w:tcPr>
-          <w:p>
-            <w:r/>
-            <w:r>
-              <w:t>Anomaly Management</w:t>
-            </w:r>
-          </w:p>
-        </w:tc>
-        <w:tc>
-          <w:tcPr>
-            <w:tcW w:type="dxa" w:w="1778"/>
-          </w:tcPr>
-          <w:p>
-            <w:r/>
-            <w:r>
-              <w:t>Anomaly Detection</w:t>
             </w:r>
           </w:p>
         </w:tc>
@@ -1450,7 +1450,7 @@
         </w:trPr>
         <w:tc>
           <w:tcPr>
-            <w:tcW w:type="dxa" w:w="1123"/>
+            <w:tcW w:type="dxa" w:w="1030"/>
           </w:tcPr>
           <w:p>
             <w:r/>
@@ -1464,7 +1464,7 @@
         </w:tc>
         <w:tc>
           <w:tcPr>
-            <w:tcW w:type="dxa" w:w="1966"/>
+            <w:tcW w:type="dxa" w:w="1498"/>
           </w:tcPr>
           <w:p>
             <w:r/>
@@ -1478,7 +1478,7 @@
         </w:tc>
         <w:tc>
           <w:tcPr>
-            <w:tcW w:type="dxa" w:w="1872"/>
+            <w:tcW w:type="dxa" w:w="1591"/>
           </w:tcPr>
           <w:p>
             <w:r/>
@@ -1492,7 +1492,7 @@
         </w:tc>
         <w:tc>
           <w:tcPr>
-            <w:tcW w:type="dxa" w:w="1310"/>
+            <w:tcW w:type="dxa" w:w="1217"/>
           </w:tcPr>
           <w:p>
             <w:r/>
@@ -1506,7 +1506,7 @@
         </w:tc>
         <w:tc>
           <w:tcPr>
-            <w:tcW w:type="dxa" w:w="1872"/>
+            <w:tcW w:type="dxa" w:w="1591"/>
           </w:tcPr>
           <w:p>
             <w:r/>
@@ -1520,7 +1520,7 @@
         </w:tc>
         <w:tc>
           <w:tcPr>
-            <w:tcW w:type="dxa" w:w="1217"/>
+            <w:tcW w:type="dxa" w:w="2434"/>
           </w:tcPr>
           <w:p>
             <w:r/>
@@ -1536,7 +1536,7 @@
       <w:tr>
         <w:tc>
           <w:tcPr>
-            <w:tcW w:type="dxa" w:w="1123"/>
+            <w:tcW w:type="dxa" w:w="1030"/>
           </w:tcPr>
           <w:p>
             <w:r/>
@@ -1547,18 +1547,18 @@
         </w:tc>
         <w:tc>
           <w:tcPr>
-            <w:tcW w:type="dxa" w:w="1966"/>
-          </w:tcPr>
-          <w:p>
-            <w:r/>
-            <w:r>
-              <w:t>Anomaly Management API</w:t>
-            </w:r>
-          </w:p>
-        </w:tc>
-        <w:tc>
-          <w:tcPr>
-            <w:tcW w:type="dxa" w:w="1872"/>
+            <w:tcW w:type="dxa" w:w="1498"/>
+          </w:tcPr>
+          <w:p>
+            <w:r/>
+            <w:r>
+              <w:t>UNRESOLVED-TMF751</w:t>
+            </w:r>
+          </w:p>
+        </w:tc>
+        <w:tc>
+          <w:tcPr>
+            <w:tcW w:type="dxa" w:w="1591"/>
           </w:tcPr>
           <w:p>
             <w:r/>
@@ -1569,7 +1569,7 @@
         </w:tc>
         <w:tc>
           <w:tcPr>
-            <w:tcW w:type="dxa" w:w="1310"/>
+            <w:tcW w:type="dxa" w:w="1217"/>
           </w:tcPr>
           <w:p>
             <w:r/>
@@ -1580,16 +1580,78 @@
         </w:tc>
         <w:tc>
           <w:tcPr>
-            <w:tcW w:type="dxa" w:w="1872"/>
+            <w:tcW w:type="dxa" w:w="1591"/>
           </w:tcPr>
           <w:p>
             <w:r/>
             <w:r>
               <w:t>anomalySpecification</w:t>
             </w:r>
-            <w:r>
-              <w:br/>
-            </w:r>
+          </w:p>
+        </w:tc>
+        <w:tc>
+          <w:tcPr>
+            <w:tcW w:type="dxa" w:w="2434"/>
+          </w:tcPr>
+          <w:p>
+            <w:r/>
+            <w:r>
+              <w:t>GET, GET /id, POST, PATCH /id, DELETE /id</w:t>
+            </w:r>
+          </w:p>
+        </w:tc>
+      </w:tr>
+      <w:tr>
+        <w:tc>
+          <w:tcPr>
+            <w:tcW w:type="dxa" w:w="1030"/>
+          </w:tcPr>
+          <w:p>
+            <w:r/>
+            <w:r>
+              <w:t>TMF751</w:t>
+            </w:r>
+          </w:p>
+        </w:tc>
+        <w:tc>
+          <w:tcPr>
+            <w:tcW w:type="dxa" w:w="1498"/>
+          </w:tcPr>
+          <w:p>
+            <w:r/>
+            <w:r>
+              <w:t>UNRESOLVED-TMF751</w:t>
+            </w:r>
+          </w:p>
+        </w:tc>
+        <w:tc>
+          <w:tcPr>
+            <w:tcW w:type="dxa" w:w="1591"/>
+          </w:tcPr>
+          <w:p>
+            <w:r/>
+            <w:r>
+              <w:t>Mandatory</w:t>
+            </w:r>
+          </w:p>
+        </w:tc>
+        <w:tc>
+          <w:tcPr>
+            <w:tcW w:type="dxa" w:w="1217"/>
+          </w:tcPr>
+          <w:p>
+            <w:r/>
+            <w:r>
+              <w:t>4</w:t>
+            </w:r>
+          </w:p>
+        </w:tc>
+        <w:tc>
+          <w:tcPr>
+            <w:tcW w:type="dxa" w:w="1591"/>
+          </w:tcPr>
+          <w:p>
+            <w:r/>
             <w:r>
               <w:t>anomaly</w:t>
             </w:r>
@@ -1597,36 +1659,12 @@
         </w:tc>
         <w:tc>
           <w:tcPr>
-            <w:tcW w:type="dxa" w:w="1217"/>
-          </w:tcPr>
-          <w:p>
-            <w:r/>
-            <w:r>
-              <w:t>GET</w:t>
-            </w:r>
-            <w:r>
-              <w:br/>
-            </w:r>
-            <w:r>
-              <w:t>GET /id</w:t>
-            </w:r>
-            <w:r>
-              <w:br/>
-            </w:r>
-            <w:r>
-              <w:t>POST</w:t>
-            </w:r>
-            <w:r>
-              <w:br/>
-            </w:r>
-            <w:r>
-              <w:t>PATCH /id</w:t>
-            </w:r>
-            <w:r>
-              <w:br/>
-            </w:r>
-            <w:r>
-              <w:t>DELETE /id</w:t>
+            <w:tcW w:type="dxa" w:w="2434"/>
+          </w:tcPr>
+          <w:p>
+            <w:r/>
+            <w:r>
+              <w:t>GET, GET /id, POST, PATCH /id, DELETE /id</w:t>
             </w:r>
           </w:p>
         </w:tc>
@@ -1637,7 +1675,7 @@
       <w:r>
         <w:drawing>
           <wp:inline xmlns:a="http://schemas.openxmlformats.org/drawingml/2006/main" xmlns:pic="http://schemas.openxmlformats.org/drawingml/2006/picture">
-            <wp:extent cx="5394960" cy="1095354"/>
+            <wp:extent cx="5394960" cy="1121817"/>
             <wp:docPr id="2" name="Picture 2"/>
             <wp:cNvGraphicFramePr>
               <a:graphicFrameLocks noChangeAspect="1"/>
@@ -1658,7 +1696,7 @@
                   <pic:spPr>
                     <a:xfrm>
                       <a:off x="0" y="0"/>
-                      <a:ext cx="5394960" cy="1095354"/>
+                      <a:ext cx="5394960" cy="1121817"/>
                     </a:xfrm>
                     <a:prstGeom prst="rect"/>
                   </pic:spPr>
@@ -1904,7 +1942,7 @@
         </w:tc>
         <w:tc>
           <w:tcPr>
-            <w:tcW w:type="dxa" w:w="3089"/>
+            <w:tcW w:type="dxa" w:w="2714"/>
           </w:tcPr>
           <w:p>
             <w:r/>
@@ -1918,7 +1956,7 @@
         </w:tc>
         <w:tc>
           <w:tcPr>
-            <w:tcW w:type="dxa" w:w="4867"/>
+            <w:tcW w:type="dxa" w:w="5242"/>
           </w:tcPr>
           <w:p>
             <w:r/>
@@ -1945,18 +1983,18 @@
         </w:tc>
         <w:tc>
           <w:tcPr>
-            <w:tcW w:type="dxa" w:w="3089"/>
-          </w:tcPr>
-          <w:p>
-            <w:r/>
-            <w:r>
-              <w:t>Anomaly Management API</w:t>
-            </w:r>
-          </w:p>
-        </w:tc>
-        <w:tc>
-          <w:tcPr>
-            <w:tcW w:type="dxa" w:w="4867"/>
+            <w:tcW w:type="dxa" w:w="2714"/>
+          </w:tcPr>
+          <w:p>
+            <w:r/>
+            <w:r>
+              <w:t>UNRESOLVED-TMF751</w:t>
+            </w:r>
+          </w:p>
+        </w:tc>
+        <w:tc>
+          <w:tcPr>
+            <w:tcW w:type="dxa" w:w="5242"/>
           </w:tcPr>
           <w:p>
             <w:r/>

--- a/specifications/TMFC041-AnomalyManagement/Diagrams/TMFC041_Anomaly_Management.docx
+++ b/specifications/TMFC041-AnomalyManagement/Diagrams/TMFC041_Anomaly_Management.docx
@@ -155,6 +155,9 @@
         </w:tc>
       </w:tr>
       <w:tr>
+        <w:trPr>
+          <w:cantSplit/>
+        </w:trPr>
         <w:tc>
           <w:tcPr>
             <w:tcW w:type="dxa" w:w="2059"/>
@@ -315,7 +318,7 @@
         </w:tc>
         <w:tc>
           <w:tcPr>
-            <w:tcW w:type="dxa" w:w="2153"/>
+            <w:tcW w:type="dxa" w:w="2246"/>
           </w:tcPr>
           <w:p>
             <w:r/>
@@ -329,7 +332,7 @@
         </w:tc>
         <w:tc>
           <w:tcPr>
-            <w:tcW w:type="dxa" w:w="2995"/>
+            <w:tcW w:type="dxa" w:w="2902"/>
           </w:tcPr>
           <w:p>
             <w:r/>
@@ -343,6 +346,9 @@
         </w:tc>
       </w:tr>
       <w:tr>
+        <w:trPr>
+          <w:cantSplit/>
+        </w:trPr>
         <w:tc>
           <w:tcPr>
             <w:tcW w:type="dxa" w:w="1310"/>
@@ -350,7 +356,7 @@
           <w:p>
             <w:r/>
             <w:r>
-              <w:t>Anomaly</w:t>
+              <w:t>Anomaly ABE</w:t>
             </w:r>
           </w:p>
         </w:tc>
@@ -367,18 +373,18 @@
         </w:tc>
         <w:tc>
           <w:tcPr>
-            <w:tcW w:type="dxa" w:w="2153"/>
-          </w:tcPr>
-          <w:p>
-            <w:r/>
-            <w:r>
-              <w:t>Anomaly Entity</w:t>
-            </w:r>
-          </w:p>
-        </w:tc>
-        <w:tc>
-          <w:tcPr>
-            <w:tcW w:type="dxa" w:w="2995"/>
+            <w:tcW w:type="dxa" w:w="2246"/>
+          </w:tcPr>
+          <w:p>
+            <w:r/>
+            <w:r>
+              <w:t>Anomaly Entity ABE</w:t>
+            </w:r>
+          </w:p>
+        </w:tc>
+        <w:tc>
+          <w:tcPr>
+            <w:tcW w:type="dxa" w:w="2902"/>
           </w:tcPr>
           <w:p>
             <w:r/>
@@ -389,6 +395,9 @@
         </w:tc>
       </w:tr>
       <w:tr>
+        <w:trPr>
+          <w:cantSplit/>
+        </w:trPr>
         <w:tc>
           <w:tcPr>
             <w:tcW w:type="dxa" w:w="1310"/>
@@ -396,7 +405,7 @@
           <w:p>
             <w:r/>
             <w:r>
-              <w:t>Anomaly</w:t>
+              <w:t>Anomaly ABE</w:t>
             </w:r>
           </w:p>
         </w:tc>
@@ -413,18 +422,18 @@
         </w:tc>
         <w:tc>
           <w:tcPr>
-            <w:tcW w:type="dxa" w:w="2153"/>
-          </w:tcPr>
-          <w:p>
-            <w:r/>
-            <w:r>
-              <w:t>Anomaly Management Plan</w:t>
-            </w:r>
-          </w:p>
-        </w:tc>
-        <w:tc>
-          <w:tcPr>
-            <w:tcW w:type="dxa" w:w="2995"/>
+            <w:tcW w:type="dxa" w:w="2246"/>
+          </w:tcPr>
+          <w:p>
+            <w:r/>
+            <w:r>
+              <w:t>Anomaly Management Plan ABE</w:t>
+            </w:r>
+          </w:p>
+        </w:tc>
+        <w:tc>
+          <w:tcPr>
+            <w:tcW w:type="dxa" w:w="2902"/>
           </w:tcPr>
           <w:p>
             <w:r/>
@@ -435,6 +444,9 @@
         </w:tc>
       </w:tr>
       <w:tr>
+        <w:trPr>
+          <w:cantSplit/>
+        </w:trPr>
         <w:tc>
           <w:tcPr>
             <w:tcW w:type="dxa" w:w="1310"/>
@@ -442,7 +454,7 @@
           <w:p>
             <w:r/>
             <w:r>
-              <w:t>Anomaly</w:t>
+              <w:t>Anomaly ABE</w:t>
             </w:r>
           </w:p>
         </w:tc>
@@ -459,18 +471,18 @@
         </w:tc>
         <w:tc>
           <w:tcPr>
-            <w:tcW w:type="dxa" w:w="2153"/>
-          </w:tcPr>
-          <w:p>
-            <w:r/>
-            <w:r>
-              <w:t>Anomaly Specification</w:t>
-            </w:r>
-          </w:p>
-        </w:tc>
-        <w:tc>
-          <w:tcPr>
-            <w:tcW w:type="dxa" w:w="2995"/>
+            <w:tcW w:type="dxa" w:w="2246"/>
+          </w:tcPr>
+          <w:p>
+            <w:r/>
+            <w:r>
+              <w:t>Anomaly Specification ABE</w:t>
+            </w:r>
+          </w:p>
+        </w:tc>
+        <w:tc>
+          <w:tcPr>
+            <w:tcW w:type="dxa" w:w="2902"/>
           </w:tcPr>
           <w:p>
             <w:r/>
@@ -532,7 +544,7 @@
         </w:tc>
         <w:tc>
           <w:tcPr>
-            <w:tcW w:type="dxa" w:w="2153"/>
+            <w:tcW w:type="dxa" w:w="2246"/>
           </w:tcPr>
           <w:p>
             <w:r/>
@@ -546,7 +558,7 @@
         </w:tc>
         <w:tc>
           <w:tcPr>
-            <w:tcW w:type="dxa" w:w="1778"/>
+            <w:tcW w:type="dxa" w:w="1685"/>
           </w:tcPr>
           <w:p>
             <w:r/>
@@ -554,13 +566,13 @@
               <w:rPr>
                 <w:b/>
               </w:rPr>
-              <w:t>Aggregate Function Level 1</w:t>
-            </w:r>
-          </w:p>
-        </w:tc>
-        <w:tc>
-          <w:tcPr>
-            <w:tcW w:type="dxa" w:w="1778"/>
+              <w:t>Aggregate Function L1</w:t>
+            </w:r>
+          </w:p>
+        </w:tc>
+        <w:tc>
+          <w:tcPr>
+            <w:tcW w:type="dxa" w:w="1685"/>
           </w:tcPr>
           <w:p>
             <w:r/>
@@ -568,13 +580,13 @@
               <w:rPr>
                 <w:b/>
               </w:rPr>
-              <w:t>Aggregate Function Level 2</w:t>
-            </w:r>
-          </w:p>
-        </w:tc>
-        <w:tc>
-          <w:tcPr>
-            <w:tcW w:type="dxa" w:w="2434"/>
+              <w:t>Aggregate Function L2</w:t>
+            </w:r>
+          </w:p>
+        </w:tc>
+        <w:tc>
+          <w:tcPr>
+            <w:tcW w:type="dxa" w:w="2527"/>
           </w:tcPr>
           <w:p>
             <w:r/>
@@ -588,6 +600,9 @@
         </w:tc>
       </w:tr>
       <w:tr>
+        <w:trPr>
+          <w:cantSplit/>
+        </w:trPr>
         <w:tc>
           <w:tcPr>
             <w:tcW w:type="dxa" w:w="1217"/>
@@ -601,7 +616,7 @@
         </w:tc>
         <w:tc>
           <w:tcPr>
-            <w:tcW w:type="dxa" w:w="2153"/>
+            <w:tcW w:type="dxa" w:w="2246"/>
           </w:tcPr>
           <w:p>
             <w:r/>
@@ -612,7 +627,7 @@
         </w:tc>
         <w:tc>
           <w:tcPr>
-            <w:tcW w:type="dxa" w:w="1778"/>
+            <w:tcW w:type="dxa" w:w="1685"/>
           </w:tcPr>
           <w:p>
             <w:r/>
@@ -623,7 +638,7 @@
         </w:tc>
         <w:tc>
           <w:tcPr>
-            <w:tcW w:type="dxa" w:w="1778"/>
+            <w:tcW w:type="dxa" w:w="1685"/>
           </w:tcPr>
           <w:p>
             <w:r/>
@@ -634,7 +649,7 @@
         </w:tc>
         <w:tc>
           <w:tcPr>
-            <w:tcW w:type="dxa" w:w="2434"/>
+            <w:tcW w:type="dxa" w:w="2527"/>
           </w:tcPr>
           <w:p>
             <w:r/>
@@ -645,6 +660,9 @@
         </w:tc>
       </w:tr>
       <w:tr>
+        <w:trPr>
+          <w:cantSplit/>
+        </w:trPr>
         <w:tc>
           <w:tcPr>
             <w:tcW w:type="dxa" w:w="1217"/>
@@ -658,7 +676,7 @@
         </w:tc>
         <w:tc>
           <w:tcPr>
-            <w:tcW w:type="dxa" w:w="2153"/>
+            <w:tcW w:type="dxa" w:w="2246"/>
           </w:tcPr>
           <w:p>
             <w:r/>
@@ -669,7 +687,7 @@
         </w:tc>
         <w:tc>
           <w:tcPr>
-            <w:tcW w:type="dxa" w:w="1778"/>
+            <w:tcW w:type="dxa" w:w="1685"/>
           </w:tcPr>
           <w:p>
             <w:r/>
@@ -680,7 +698,7 @@
         </w:tc>
         <w:tc>
           <w:tcPr>
-            <w:tcW w:type="dxa" w:w="1778"/>
+            <w:tcW w:type="dxa" w:w="1685"/>
           </w:tcPr>
           <w:p>
             <w:r/>
@@ -691,7 +709,7 @@
         </w:tc>
         <w:tc>
           <w:tcPr>
-            <w:tcW w:type="dxa" w:w="2434"/>
+            <w:tcW w:type="dxa" w:w="2527"/>
           </w:tcPr>
           <w:p>
             <w:r/>
@@ -702,6 +720,9 @@
         </w:tc>
       </w:tr>
       <w:tr>
+        <w:trPr>
+          <w:cantSplit/>
+        </w:trPr>
         <w:tc>
           <w:tcPr>
             <w:tcW w:type="dxa" w:w="1217"/>
@@ -715,7 +736,7 @@
         </w:tc>
         <w:tc>
           <w:tcPr>
-            <w:tcW w:type="dxa" w:w="2153"/>
+            <w:tcW w:type="dxa" w:w="2246"/>
           </w:tcPr>
           <w:p>
             <w:r/>
@@ -726,7 +747,7 @@
         </w:tc>
         <w:tc>
           <w:tcPr>
-            <w:tcW w:type="dxa" w:w="1778"/>
+            <w:tcW w:type="dxa" w:w="1685"/>
           </w:tcPr>
           <w:p>
             <w:r/>
@@ -737,7 +758,7 @@
         </w:tc>
         <w:tc>
           <w:tcPr>
-            <w:tcW w:type="dxa" w:w="1778"/>
+            <w:tcW w:type="dxa" w:w="1685"/>
           </w:tcPr>
           <w:p>
             <w:r/>
@@ -748,7 +769,7 @@
         </w:tc>
         <w:tc>
           <w:tcPr>
-            <w:tcW w:type="dxa" w:w="2434"/>
+            <w:tcW w:type="dxa" w:w="2527"/>
           </w:tcPr>
           <w:p>
             <w:r/>
@@ -759,6 +780,9 @@
         </w:tc>
       </w:tr>
       <w:tr>
+        <w:trPr>
+          <w:cantSplit/>
+        </w:trPr>
         <w:tc>
           <w:tcPr>
             <w:tcW w:type="dxa" w:w="1217"/>
@@ -772,7 +796,7 @@
         </w:tc>
         <w:tc>
           <w:tcPr>
-            <w:tcW w:type="dxa" w:w="2153"/>
+            <w:tcW w:type="dxa" w:w="2246"/>
           </w:tcPr>
           <w:p>
             <w:r/>
@@ -783,7 +807,7 @@
         </w:tc>
         <w:tc>
           <w:tcPr>
-            <w:tcW w:type="dxa" w:w="1778"/>
+            <w:tcW w:type="dxa" w:w="1685"/>
           </w:tcPr>
           <w:p>
             <w:r/>
@@ -794,7 +818,7 @@
         </w:tc>
         <w:tc>
           <w:tcPr>
-            <w:tcW w:type="dxa" w:w="1778"/>
+            <w:tcW w:type="dxa" w:w="1685"/>
           </w:tcPr>
           <w:p>
             <w:r/>
@@ -805,7 +829,7 @@
         </w:tc>
         <w:tc>
           <w:tcPr>
-            <w:tcW w:type="dxa" w:w="2434"/>
+            <w:tcW w:type="dxa" w:w="2527"/>
           </w:tcPr>
           <w:p>
             <w:r/>
@@ -816,6 +840,9 @@
         </w:tc>
       </w:tr>
       <w:tr>
+        <w:trPr>
+          <w:cantSplit/>
+        </w:trPr>
         <w:tc>
           <w:tcPr>
             <w:tcW w:type="dxa" w:w="1217"/>
@@ -829,7 +856,7 @@
         </w:tc>
         <w:tc>
           <w:tcPr>
-            <w:tcW w:type="dxa" w:w="2153"/>
+            <w:tcW w:type="dxa" w:w="2246"/>
           </w:tcPr>
           <w:p>
             <w:r/>
@@ -840,7 +867,7 @@
         </w:tc>
         <w:tc>
           <w:tcPr>
-            <w:tcW w:type="dxa" w:w="1778"/>
+            <w:tcW w:type="dxa" w:w="1685"/>
           </w:tcPr>
           <w:p>
             <w:r/>
@@ -851,7 +878,7 @@
         </w:tc>
         <w:tc>
           <w:tcPr>
-            <w:tcW w:type="dxa" w:w="1778"/>
+            <w:tcW w:type="dxa" w:w="1685"/>
           </w:tcPr>
           <w:p>
             <w:r/>
@@ -862,7 +889,7 @@
         </w:tc>
         <w:tc>
           <w:tcPr>
-            <w:tcW w:type="dxa" w:w="2434"/>
+            <w:tcW w:type="dxa" w:w="2527"/>
           </w:tcPr>
           <w:p>
             <w:r/>
@@ -873,6 +900,9 @@
         </w:tc>
       </w:tr>
       <w:tr>
+        <w:trPr>
+          <w:cantSplit/>
+        </w:trPr>
         <w:tc>
           <w:tcPr>
             <w:tcW w:type="dxa" w:w="1217"/>
@@ -886,7 +916,7 @@
         </w:tc>
         <w:tc>
           <w:tcPr>
-            <w:tcW w:type="dxa" w:w="2153"/>
+            <w:tcW w:type="dxa" w:w="2246"/>
           </w:tcPr>
           <w:p>
             <w:r/>
@@ -897,7 +927,7 @@
         </w:tc>
         <w:tc>
           <w:tcPr>
-            <w:tcW w:type="dxa" w:w="1778"/>
+            <w:tcW w:type="dxa" w:w="1685"/>
           </w:tcPr>
           <w:p>
             <w:r/>
@@ -908,7 +938,7 @@
         </w:tc>
         <w:tc>
           <w:tcPr>
-            <w:tcW w:type="dxa" w:w="1778"/>
+            <w:tcW w:type="dxa" w:w="1685"/>
           </w:tcPr>
           <w:p>
             <w:r/>
@@ -919,7 +949,7 @@
         </w:tc>
         <w:tc>
           <w:tcPr>
-            <w:tcW w:type="dxa" w:w="2434"/>
+            <w:tcW w:type="dxa" w:w="2527"/>
           </w:tcPr>
           <w:p>
             <w:r/>
@@ -930,6 +960,9 @@
         </w:tc>
       </w:tr>
       <w:tr>
+        <w:trPr>
+          <w:cantSplit/>
+        </w:trPr>
         <w:tc>
           <w:tcPr>
             <w:tcW w:type="dxa" w:w="1217"/>
@@ -943,7 +976,7 @@
         </w:tc>
         <w:tc>
           <w:tcPr>
-            <w:tcW w:type="dxa" w:w="2153"/>
+            <w:tcW w:type="dxa" w:w="2246"/>
           </w:tcPr>
           <w:p>
             <w:r/>
@@ -954,7 +987,7 @@
         </w:tc>
         <w:tc>
           <w:tcPr>
-            <w:tcW w:type="dxa" w:w="1778"/>
+            <w:tcW w:type="dxa" w:w="1685"/>
           </w:tcPr>
           <w:p>
             <w:r/>
@@ -965,7 +998,7 @@
         </w:tc>
         <w:tc>
           <w:tcPr>
-            <w:tcW w:type="dxa" w:w="1778"/>
+            <w:tcW w:type="dxa" w:w="1685"/>
           </w:tcPr>
           <w:p>
             <w:r/>
@@ -976,7 +1009,7 @@
         </w:tc>
         <w:tc>
           <w:tcPr>
-            <w:tcW w:type="dxa" w:w="2434"/>
+            <w:tcW w:type="dxa" w:w="2527"/>
           </w:tcPr>
           <w:p>
             <w:r/>
@@ -987,6 +1020,9 @@
         </w:tc>
       </w:tr>
       <w:tr>
+        <w:trPr>
+          <w:cantSplit/>
+        </w:trPr>
         <w:tc>
           <w:tcPr>
             <w:tcW w:type="dxa" w:w="1217"/>
@@ -1000,7 +1036,7 @@
         </w:tc>
         <w:tc>
           <w:tcPr>
-            <w:tcW w:type="dxa" w:w="2153"/>
+            <w:tcW w:type="dxa" w:w="2246"/>
           </w:tcPr>
           <w:p>
             <w:r/>
@@ -1011,7 +1047,7 @@
         </w:tc>
         <w:tc>
           <w:tcPr>
-            <w:tcW w:type="dxa" w:w="1778"/>
+            <w:tcW w:type="dxa" w:w="1685"/>
           </w:tcPr>
           <w:p>
             <w:r/>
@@ -1022,7 +1058,7 @@
         </w:tc>
         <w:tc>
           <w:tcPr>
-            <w:tcW w:type="dxa" w:w="1778"/>
+            <w:tcW w:type="dxa" w:w="1685"/>
           </w:tcPr>
           <w:p>
             <w:r/>
@@ -1033,7 +1069,7 @@
         </w:tc>
         <w:tc>
           <w:tcPr>
-            <w:tcW w:type="dxa" w:w="2434"/>
+            <w:tcW w:type="dxa" w:w="2527"/>
           </w:tcPr>
           <w:p>
             <w:r/>
@@ -1044,6 +1080,9 @@
         </w:tc>
       </w:tr>
       <w:tr>
+        <w:trPr>
+          <w:cantSplit/>
+        </w:trPr>
         <w:tc>
           <w:tcPr>
             <w:tcW w:type="dxa" w:w="1217"/>
@@ -1057,7 +1096,7 @@
         </w:tc>
         <w:tc>
           <w:tcPr>
-            <w:tcW w:type="dxa" w:w="2153"/>
+            <w:tcW w:type="dxa" w:w="2246"/>
           </w:tcPr>
           <w:p>
             <w:r/>
@@ -1068,7 +1107,7 @@
         </w:tc>
         <w:tc>
           <w:tcPr>
-            <w:tcW w:type="dxa" w:w="1778"/>
+            <w:tcW w:type="dxa" w:w="1685"/>
           </w:tcPr>
           <w:p>
             <w:r/>
@@ -1079,7 +1118,7 @@
         </w:tc>
         <w:tc>
           <w:tcPr>
-            <w:tcW w:type="dxa" w:w="1778"/>
+            <w:tcW w:type="dxa" w:w="1685"/>
           </w:tcPr>
           <w:p>
             <w:r/>
@@ -1090,7 +1129,7 @@
         </w:tc>
         <w:tc>
           <w:tcPr>
-            <w:tcW w:type="dxa" w:w="2434"/>
+            <w:tcW w:type="dxa" w:w="2527"/>
           </w:tcPr>
           <w:p>
             <w:r/>
@@ -1101,6 +1140,9 @@
         </w:tc>
       </w:tr>
       <w:tr>
+        <w:trPr>
+          <w:cantSplit/>
+        </w:trPr>
         <w:tc>
           <w:tcPr>
             <w:tcW w:type="dxa" w:w="1217"/>
@@ -1114,7 +1156,7 @@
         </w:tc>
         <w:tc>
           <w:tcPr>
-            <w:tcW w:type="dxa" w:w="2153"/>
+            <w:tcW w:type="dxa" w:w="2246"/>
           </w:tcPr>
           <w:p>
             <w:r/>
@@ -1125,7 +1167,7 @@
         </w:tc>
         <w:tc>
           <w:tcPr>
-            <w:tcW w:type="dxa" w:w="1778"/>
+            <w:tcW w:type="dxa" w:w="1685"/>
           </w:tcPr>
           <w:p>
             <w:r/>
@@ -1136,7 +1178,7 @@
         </w:tc>
         <w:tc>
           <w:tcPr>
-            <w:tcW w:type="dxa" w:w="1778"/>
+            <w:tcW w:type="dxa" w:w="1685"/>
           </w:tcPr>
           <w:p>
             <w:r/>
@@ -1147,7 +1189,7 @@
         </w:tc>
         <w:tc>
           <w:tcPr>
-            <w:tcW w:type="dxa" w:w="2434"/>
+            <w:tcW w:type="dxa" w:w="2527"/>
           </w:tcPr>
           <w:p>
             <w:r/>
@@ -1158,6 +1200,9 @@
         </w:tc>
       </w:tr>
       <w:tr>
+        <w:trPr>
+          <w:cantSplit/>
+        </w:trPr>
         <w:tc>
           <w:tcPr>
             <w:tcW w:type="dxa" w:w="1217"/>
@@ -1171,7 +1216,7 @@
         </w:tc>
         <w:tc>
           <w:tcPr>
-            <w:tcW w:type="dxa" w:w="2153"/>
+            <w:tcW w:type="dxa" w:w="2246"/>
           </w:tcPr>
           <w:p>
             <w:r/>
@@ -1182,7 +1227,7 @@
         </w:tc>
         <w:tc>
           <w:tcPr>
-            <w:tcW w:type="dxa" w:w="1778"/>
+            <w:tcW w:type="dxa" w:w="1685"/>
           </w:tcPr>
           <w:p>
             <w:r/>
@@ -1193,7 +1238,7 @@
         </w:tc>
         <w:tc>
           <w:tcPr>
-            <w:tcW w:type="dxa" w:w="1778"/>
+            <w:tcW w:type="dxa" w:w="1685"/>
           </w:tcPr>
           <w:p>
             <w:r/>
@@ -1204,7 +1249,7 @@
         </w:tc>
         <w:tc>
           <w:tcPr>
-            <w:tcW w:type="dxa" w:w="2434"/>
+            <w:tcW w:type="dxa" w:w="2527"/>
           </w:tcPr>
           <w:p>
             <w:r/>
@@ -1215,6 +1260,9 @@
         </w:tc>
       </w:tr>
       <w:tr>
+        <w:trPr>
+          <w:cantSplit/>
+        </w:trPr>
         <w:tc>
           <w:tcPr>
             <w:tcW w:type="dxa" w:w="1217"/>
@@ -1228,7 +1276,7 @@
         </w:tc>
         <w:tc>
           <w:tcPr>
-            <w:tcW w:type="dxa" w:w="2153"/>
+            <w:tcW w:type="dxa" w:w="2246"/>
           </w:tcPr>
           <w:p>
             <w:r/>
@@ -1239,7 +1287,7 @@
         </w:tc>
         <w:tc>
           <w:tcPr>
-            <w:tcW w:type="dxa" w:w="1778"/>
+            <w:tcW w:type="dxa" w:w="1685"/>
           </w:tcPr>
           <w:p>
             <w:r/>
@@ -1250,7 +1298,7 @@
         </w:tc>
         <w:tc>
           <w:tcPr>
-            <w:tcW w:type="dxa" w:w="1778"/>
+            <w:tcW w:type="dxa" w:w="1685"/>
           </w:tcPr>
           <w:p>
             <w:r/>
@@ -1261,7 +1309,7 @@
         </w:tc>
         <w:tc>
           <w:tcPr>
-            <w:tcW w:type="dxa" w:w="2434"/>
+            <w:tcW w:type="dxa" w:w="2527"/>
           </w:tcPr>
           <w:p>
             <w:r/>
@@ -1272,6 +1320,9 @@
         </w:tc>
       </w:tr>
       <w:tr>
+        <w:trPr>
+          <w:cantSplit/>
+        </w:trPr>
         <w:tc>
           <w:tcPr>
             <w:tcW w:type="dxa" w:w="1217"/>
@@ -1285,7 +1336,7 @@
         </w:tc>
         <w:tc>
           <w:tcPr>
-            <w:tcW w:type="dxa" w:w="2153"/>
+            <w:tcW w:type="dxa" w:w="2246"/>
           </w:tcPr>
           <w:p>
             <w:r/>
@@ -1296,7 +1347,7 @@
         </w:tc>
         <w:tc>
           <w:tcPr>
-            <w:tcW w:type="dxa" w:w="1778"/>
+            <w:tcW w:type="dxa" w:w="1685"/>
           </w:tcPr>
           <w:p>
             <w:r/>
@@ -1307,7 +1358,7 @@
         </w:tc>
         <w:tc>
           <w:tcPr>
-            <w:tcW w:type="dxa" w:w="1778"/>
+            <w:tcW w:type="dxa" w:w="1685"/>
           </w:tcPr>
           <w:p>
             <w:r/>
@@ -1318,7 +1369,7 @@
         </w:tc>
         <w:tc>
           <w:tcPr>
-            <w:tcW w:type="dxa" w:w="2434"/>
+            <w:tcW w:type="dxa" w:w="2527"/>
           </w:tcPr>
           <w:p>
             <w:r/>
@@ -1534,6 +1585,9 @@
         </w:tc>
       </w:tr>
       <w:tr>
+        <w:trPr>
+          <w:cantSplit/>
+        </w:trPr>
         <w:tc>
           <w:tcPr>
             <w:tcW w:type="dxa" w:w="1030"/>
@@ -1602,6 +1656,9 @@
         </w:tc>
       </w:tr>
       <w:tr>
+        <w:trPr>
+          <w:cantSplit/>
+        </w:trPr>
         <w:tc>
           <w:tcPr>
             <w:tcW w:type="dxa" w:w="1030"/>
@@ -1970,6 +2027,9 @@
         </w:tc>
       </w:tr>
       <w:tr>
+        <w:trPr>
+          <w:cantSplit/>
+        </w:trPr>
         <w:tc>
           <w:tcPr>
             <w:tcW w:type="dxa" w:w="1404"/>
@@ -2168,6 +2228,9 @@
         </w:tc>
       </w:tr>
       <w:tr>
+        <w:trPr>
+          <w:cantSplit/>
+        </w:trPr>
         <w:tc>
           <w:tcPr>
             <w:tcW w:type="dxa" w:w="1404"/>
@@ -2281,6 +2344,9 @@
         </w:tc>
       </w:tr>
       <w:tr>
+        <w:trPr>
+          <w:cantSplit/>
+        </w:trPr>
         <w:tc>
           <w:tcPr>
             <w:tcW w:type="dxa" w:w="1404"/>
@@ -2455,6 +2521,9 @@
         </w:tc>
       </w:tr>
       <w:tr>
+        <w:trPr>
+          <w:cantSplit/>
+        </w:trPr>
         <w:tc>
           <w:tcPr>
             <w:tcW w:type="dxa" w:w="5990"/>
@@ -2479,6 +2548,9 @@
         </w:tc>
       </w:tr>
       <w:tr>
+        <w:trPr>
+          <w:cantSplit/>
+        </w:trPr>
         <w:tc>
           <w:tcPr>
             <w:tcW w:type="dxa" w:w="5990"/>
@@ -2503,6 +2575,9 @@
         </w:tc>
       </w:tr>
       <w:tr>
+        <w:trPr>
+          <w:cantSplit/>
+        </w:trPr>
         <w:tc>
           <w:tcPr>
             <w:tcW w:type="dxa" w:w="5990"/>
@@ -2664,6 +2739,9 @@
         </w:tc>
       </w:tr>
       <w:tr>
+        <w:trPr>
+          <w:cantSplit/>
+        </w:trPr>
         <w:tc>
           <w:tcPr>
             <w:tcW w:type="dxa" w:w="1685"/>
@@ -2710,6 +2788,9 @@
         </w:tc>
       </w:tr>
       <w:tr>
+        <w:trPr>
+          <w:cantSplit/>
+        </w:trPr>
         <w:tc>
           <w:tcPr>
             <w:tcW w:type="dxa" w:w="1685"/>
@@ -2756,6 +2837,9 @@
         </w:tc>
       </w:tr>
       <w:tr>
+        <w:trPr>
+          <w:cantSplit/>
+        </w:trPr>
         <w:tc>
           <w:tcPr>
             <w:tcW w:type="dxa" w:w="1685"/>
@@ -2802,6 +2886,9 @@
         </w:tc>
       </w:tr>
       <w:tr>
+        <w:trPr>
+          <w:cantSplit/>
+        </w:trPr>
         <w:tc>
           <w:tcPr>
             <w:tcW w:type="dxa" w:w="1685"/>
@@ -2940,6 +3027,9 @@
         </w:tc>
       </w:tr>
       <w:tr>
+        <w:trPr>
+          <w:cantSplit/>
+        </w:trPr>
         <w:tc>
           <w:tcPr>
             <w:tcW w:type="dxa" w:w="1685"/>
@@ -2986,6 +3076,9 @@
         </w:tc>
       </w:tr>
       <w:tr>
+        <w:trPr>
+          <w:cantSplit/>
+        </w:trPr>
         <w:tc>
           <w:tcPr>
             <w:tcW w:type="dxa" w:w="1685"/>
@@ -3032,6 +3125,9 @@
         </w:tc>
       </w:tr>
       <w:tr>
+        <w:trPr>
+          <w:cantSplit/>
+        </w:trPr>
         <w:tc>
           <w:tcPr>
             <w:tcW w:type="dxa" w:w="1685"/>
@@ -3078,6 +3174,9 @@
         </w:tc>
       </w:tr>
       <w:tr>
+        <w:trPr>
+          <w:cantSplit/>
+        </w:trPr>
         <w:tc>
           <w:tcPr>
             <w:tcW w:type="dxa" w:w="1685"/>
@@ -3206,6 +3305,9 @@
         </w:tc>
       </w:tr>
       <w:tr>
+        <w:trPr>
+          <w:cantSplit/>
+        </w:trPr>
         <w:tc>
           <w:tcPr>
             <w:tcW w:type="dxa" w:w="2995"/>
@@ -3241,6 +3343,9 @@
         </w:tc>
       </w:tr>
       <w:tr>
+        <w:trPr>
+          <w:cantSplit/>
+        </w:trPr>
         <w:tc>
           <w:tcPr>
             <w:tcW w:type="dxa" w:w="2995"/>
@@ -3276,6 +3381,9 @@
         </w:tc>
       </w:tr>
       <w:tr>
+        <w:trPr>
+          <w:cantSplit/>
+        </w:trPr>
         <w:tc>
           <w:tcPr>
             <w:tcW w:type="dxa" w:w="2995"/>
